--- a/02_dialog-boxes/02_02_camera_arrangement.docx
+++ b/02_dialog-boxes/02_02_camera_arrangement.docx
@@ -1232,8 +1232,8 @@
         <w:tblLook w:val="04A0" w:firstRow="1" w:lastRow="0" w:firstColumn="1" w:lastColumn="0" w:noHBand="0" w:noVBand="1"/>
       </w:tblPr>
       <w:tblGrid>
-        <w:gridCol w:w="1086"/>
-        <w:gridCol w:w="11864"/>
+        <w:gridCol w:w="1177"/>
+        <w:gridCol w:w="11773"/>
       </w:tblGrid>
       <w:tr>
         <w:trPr>
@@ -1522,11 +1522,11 @@
     <w:p/>
     <w:p>
       <w:r>
-        <w:t xml:space="preserve">Note that we refer to different configurations of cameras more generally as study design and sampling design; however, the term “[**Survey Design**](#survey_design)“ is how the study design is referred to when it applies to an individual [survey](#survey). There may be multiple [Survey Designs](#survey_design) for [surveys](#survey) within a [project](#project); the [Survey Design](#survey_design) should be reported separately for each [survey](#survey) within a [project](#project). When the [Survey Design](#survey_design) is hierarchical, “Hierarchical (multiple)\*” should be reported and additional details should be included in the [Survey Design Description](#survey_design_description). Refer </w:t>
+        <w:t xml:space="preserve">Note that we refer to different configurations of cameras more generally as study design and sampling design; however, the term “[**Survey Design**](#survey_design)“ is how the study design is referred to when it applies to an individual [survey](#survey). There may be multiple [Survey Designs](#survey_design) for [surveys](#survey) within a [project](#project); the [Survey Design](#survey_design) should be reported separately for each [survey](#survey) within a [project](#project). When the [Survey Design](#survey_design) is hierarchical, “Hierarchical (multiple)\*” should be reported and additional details should be included in the [Survey Design </w:t>
       </w:r>
       <w:r>
         <w:lastRenderedPageBreak/>
-        <w:t>to the [AB Metadata Standards](https://ab-rcsc.github.io/RCSC-WildCAM_Remote-Camera-Survey-Guidelines-and-Metadata-Standards/2_metadata-standards/2_0.1_Citation-and-Info.html) (RCSC, 2024) for more information.</w:t>
+        <w:t>Description](#survey_design_description). Refer to the [AB Metadata Standards](https://ab-rcsc.github.io/RCSC-WildCAM_Remote-Camera-Survey-Guidelines-and-Metadata-Standards/2_metadata-standards/2_0.1_Citation-and-Info.html) (RCSC, 2024) for more information.</w:t>
       </w:r>
     </w:p>
     <w:p/>
@@ -1587,12 +1587,12 @@
     <w:p/>
     <w:p>
       <w:r>
+        <w:lastRenderedPageBreak/>
         <w:t>::::::{tab-item} Systematic</w:t>
       </w:r>
     </w:p>
     <w:p>
       <w:r>
-        <w:lastRenderedPageBreak/>
         <w:t>**Systematic design** ([Figure 3b](#TOC_surv_guidelines_fig_3)) – [camera locations](#camera_location) occur within a regular pattern (e.g., a grid pattern) across the [study area](#study_area).</w:t>
       </w:r>
     </w:p>
@@ -1621,18 +1621,27 @@
     </w:p>
     <w:p>
       <w:r>
-        <w:t>**Stratified random design** ([Figure 3c](#TOC_surv_guidelines_fig_3)) – the area of interest is divided into smaller strata (e.g., habitat type, disturbance levels), and then a proportional random sample of sites is selected within each stratum (e.g., 15%, 35% and 50% of sites within high, medium and low disturbance strata). This design can help ensure that the sample adequately reflects the major or uncommon strata of interest and may be an efficient approach when users are limited by accessibility constraints ({{ ref_intext_wearn_gloverkapfer_2017 }}). This design can also be used to increase precision if animal densities are known to be highly variable ({{ ref_intext_junker_et_al_2021 }}) or when a species is expected to occur in certain habitat types more often ({{ ref_intext_gillespie_et_al_2015 }}). For example, studies that wish to assess species richness, or [occupancy](#occupancy) rates for a particular species, amongst strata would use a [stratified random](#sampledesign_stratified_random) design.</w:t>
+        <w:t>**Stratified random design** ([</w:t>
+      </w:r>
+      <w:r>
+        <w:rPr>
+          <w:highlight w:val="yellow"/>
+        </w:rPr>
+        <w:t>Figure 3c](#TOC_surv_guidelines_fig_3))</w:t>
+      </w:r>
+      <w:r>
+        <w:t xml:space="preserve"> – the area of interest is divided into smaller strata (e.g., habitat type, disturbance levels), and then a proportional random sample of sites is selected within each stratum (e.g., 15%, 35% and 50% of sites within high, medium and low disturbance strata). This design can help ensure that the sample adequately reflects the major or uncommon strata of interest and may be an efficient approach when users are limited by accessibility constraints ({{ ref_intext_wearn_gloverkapfer_2017 }}). This design can also be used to increase precision if animal densities are known to be highly variable ({{ ref_intext_junker_et_al_2021 }}) or when a species is expected to occur in certain habitat types more often ({{ ref_intext_gillespie_et_al_2015 }}). For example, studies that wish to assess species richness, or [occupancy](#occupancy) rates for a particular species, amongst strata would use a [stratified random](#sampledesign_stratified_random) design.</w:t>
       </w:r>
     </w:p>
     <w:p>
       <w:r>
+        <w:lastRenderedPageBreak/>
         <w:t>::::::</w:t>
       </w:r>
     </w:p>
     <w:p/>
     <w:p>
       <w:r>
-        <w:lastRenderedPageBreak/>
         <w:t>::::::{tab-item} Clustered / Paired</w:t>
       </w:r>
     </w:p>
@@ -1649,6 +1658,49 @@
     </w:p>
     <w:p/>
     <w:p>
+      <w:pPr>
+        <w:numPr>
+          <w:ilvl w:val="0"/>
+          <w:numId w:val="32"/>
+        </w:numPr>
+        <w:spacing w:after="160" w:line="278" w:lineRule="auto"/>
+        <w:rPr>
+          <w:i/>
+          <w:iCs/>
+        </w:rPr>
+      </w:pPr>
+      <w:r>
+        <w:rPr>
+          <w:i/>
+          <w:iCs/>
+        </w:rPr>
+        <w:t>Cluster Sampling (Hines et al. 2010): </w:t>
+      </w:r>
+      <w:hyperlink r:id="rId8" w:tgtFrame="_blank" w:history="1">
+        <w:r>
+          <w:rPr>
+            <w:rStyle w:val="Hyperlink"/>
+            <w:i/>
+            <w:iCs/>
+          </w:rPr>
+          <w:t>https://doi.org/</w:t>
+        </w:r>
+      </w:hyperlink>
+      <w:hyperlink r:id="rId9" w:tgtFrame="_blank" w:history="1">
+        <w:r>
+          <w:rPr>
+            <w:rStyle w:val="Hyperlink"/>
+            <w:i/>
+            <w:iCs/>
+          </w:rPr>
+          <w:t>10.1890/09-0321.1</w:t>
+        </w:r>
+      </w:hyperlink>
+    </w:p>
+    <w:p/>
+    <w:p/>
+    <w:p/>
+    <w:p>
       <w:r>
         <w:t>**Paired design** – a form of “[clustered design](#sampledesign_clustered)“ where two cameras that are placed closely together to increase detection probability ("paired cameras"), to evaluate certain conditions ("paired sites,” e.g., on- or off trails), etc. Paired placements can help to account for other variability that might occur (i.e., variation in habitat quality). For some [objectives](#survey_objectives), pairs of cameras might be considered subsamples within another sampling design (e.g., [simple random](#sampledesign_random), [stratified random](#sampledesign_systematic_random), [systematic](#sampledesign_systematic)).</w:t>
       </w:r>
@@ -1666,6 +1718,7 @@
     </w:p>
     <w:p>
       <w:r>
+        <w:lastRenderedPageBreak/>
         <w:t>**Targeted design** – cameras are placed in areas that are known or suspected to have higher activity levels (e.g., game trails, mineral licks, etc.). This design is useful when monitoring rare or cryptic species that are unlikely to be detected with other designs. This design is commonly used when estimating densities of [marked populations](#typeid_marked) (e.g., [spatially explicit capture-recapture [SECR](#mods_scr_secr); {{ ref_intext_borchers_efford_2008 }}; {{ ref_intext_efford_2004 }}; {{ ref_intext_royle_young_2008 }}]) or behaviour studies. It is, however, important to understand that [targeted](#sampledesign_targeted) sampling may impede one’s ability to make inferences beyond the [survey](#survey) area. For some [objectives](#survey_objectives), [targeted](#sampledesign_targeted) sampling may be used within another sampling design (e.g., a [stratified random](#sampledesign_stratified_random) sample of game trails and seismic lines; {{ ref_intext_keim_et_al_2021}}).</w:t>
       </w:r>
     </w:p>
@@ -1704,6 +1757,7 @@
         <w:rPr>
           <w:noProof/>
         </w:rPr>
+        <w:lastRenderedPageBreak/>
         <w:drawing>
           <wp:inline distT="0" distB="0" distL="0" distR="0" wp14:anchorId="4D9B7841" wp14:editId="1C8C3F2C">
             <wp:extent cx="5943600" cy="1971675"/>
@@ -1722,7 +1776,7 @@
                     </pic:cNvPicPr>
                   </pic:nvPicPr>
                   <pic:blipFill>
-                    <a:blip r:embed="rId8">
+                    <a:blip r:embed="rId10">
                       <a:extLst>
                         <a:ext uri="{28A0092B-C50C-407E-A947-70E740481C1C}">
                           <a14:useLocalDpi xmlns:a14="http://schemas.microsoft.com/office/drawing/2010/main" val="0"/>
@@ -1768,7 +1822,6 @@
         <w:pStyle w:val="Heading2"/>
       </w:pPr>
       <w:r>
-        <w:lastRenderedPageBreak/>
         <w:t>In-depth</w:t>
       </w:r>
     </w:p>
@@ -2152,6 +2205,10 @@
           <w:p/>
           <w:p>
             <w:r>
+              <w:rPr>
+                <w:noProof/>
+              </w:rPr>
+              <w:lastRenderedPageBreak/>
               <w:drawing>
                 <wp:inline distT="0" distB="0" distL="0" distR="0" wp14:anchorId="0794C691" wp14:editId="51E3D8AB">
                   <wp:extent cx="2661920" cy="899160"/>
@@ -2170,7 +2227,7 @@
                           </pic:cNvPicPr>
                         </pic:nvPicPr>
                         <pic:blipFill>
-                          <a:blip r:embed="rId9" cstate="print">
+                          <a:blip r:embed="rId11" cstate="print">
                             <a:extLst>
                               <a:ext uri="{28A0092B-C50C-407E-A947-70E740481C1C}">
                                 <a14:useLocalDpi xmlns:a14="http://schemas.microsoft.com/office/drawing/2010/main" val="0"/>
@@ -2229,6 +2286,7 @@
               <w:rPr>
                 <w:highlight w:val="cyan"/>
               </w:rPr>
+              <w:lastRenderedPageBreak/>
               <w:t>figure2_filename</w:t>
             </w:r>
             <w:r>
@@ -2313,9 +2371,8 @@
                 <w:noProof/>
                 <w:highlight w:val="cyan"/>
               </w:rPr>
-              <w:lastRenderedPageBreak/>
               <w:drawing>
-                <wp:inline distT="0" distB="0" distL="0" distR="0" wp14:anchorId="7DFF9896" wp14:editId="60665BFD">
+                <wp:inline distT="0" distB="0" distL="0" distR="0" wp14:anchorId="7DFF9896" wp14:editId="198BB54D">
                   <wp:extent cx="2657475" cy="3190875"/>
                   <wp:effectExtent l="0" t="0" r="9525" b="9525"/>
                   <wp:docPr id="94616536" name="Picture 3"/>
@@ -2332,7 +2389,7 @@
                           </pic:cNvPicPr>
                         </pic:nvPicPr>
                         <pic:blipFill>
-                          <a:blip r:embed="rId10" cstate="print">
+                          <a:blip r:embed="rId12" cstate="print">
                             <a:extLst>
                               <a:ext uri="{28A0092B-C50C-407E-A947-70E740481C1C}">
                                 <a14:useLocalDpi xmlns:a14="http://schemas.microsoft.com/office/drawing/2010/main" val="0"/>
@@ -2491,7 +2548,7 @@
                           </pic:cNvPicPr>
                         </pic:nvPicPr>
                         <pic:blipFill>
-                          <a:blip r:embed="rId11" cstate="print">
+                          <a:blip r:embed="rId13" cstate="print">
                             <a:extLst>
                               <a:ext uri="{28A0092B-C50C-407E-A947-70E740481C1C}">
                                 <a14:useLocalDpi xmlns:a14="http://schemas.microsoft.com/office/drawing/2010/main" val="0"/>
@@ -2628,6 +2685,7 @@
                 <w:noProof/>
                 <w:highlight w:val="cyan"/>
               </w:rPr>
+              <w:lastRenderedPageBreak/>
               <w:drawing>
                 <wp:inline distT="0" distB="0" distL="0" distR="0" wp14:anchorId="1781CF32" wp14:editId="48CAEEC8">
                   <wp:extent cx="1400175" cy="952500"/>
@@ -2646,7 +2704,7 @@
                           </pic:cNvPicPr>
                         </pic:nvPicPr>
                         <pic:blipFill>
-                          <a:blip r:embed="rId12" cstate="print">
+                          <a:blip r:embed="rId14" cstate="print">
                             <a:extLst>
                               <a:ext uri="{28A0092B-C50C-407E-A947-70E740481C1C}">
                                 <a14:useLocalDpi xmlns:a14="http://schemas.microsoft.com/office/drawing/2010/main" val="0"/>
@@ -2785,7 +2843,6 @@
                 <w:noProof/>
                 <w:highlight w:val="cyan"/>
               </w:rPr>
-              <w:lastRenderedPageBreak/>
               <w:drawing>
                 <wp:inline distT="0" distB="0" distL="0" distR="0" wp14:anchorId="30BC7E94" wp14:editId="110A0769">
                   <wp:extent cx="1400175" cy="1866900"/>
@@ -2804,7 +2861,7 @@
                           </pic:cNvPicPr>
                         </pic:nvPicPr>
                         <pic:blipFill>
-                          <a:blip r:embed="rId13" cstate="print">
+                          <a:blip r:embed="rId15" cstate="print">
                             <a:extLst>
                               <a:ext uri="{28A0092B-C50C-407E-A947-70E740481C1C}">
                                 <a14:useLocalDpi xmlns:a14="http://schemas.microsoft.com/office/drawing/2010/main" val="0"/>
@@ -2945,322 +3002,6 @@
                       <pic:pic xmlns:pic="http://schemas.openxmlformats.org/drawingml/2006/picture">
                         <pic:nvPicPr>
                           <pic:cNvPr id="0" name="Picture 7"/>
-                          <pic:cNvPicPr>
-                            <a:picLocks noChangeAspect="1" noChangeArrowheads="1"/>
-                          </pic:cNvPicPr>
-                        </pic:nvPicPr>
-                        <pic:blipFill>
-                          <a:blip r:embed="rId14" cstate="print">
-                            <a:extLst>
-                              <a:ext uri="{28A0092B-C50C-407E-A947-70E740481C1C}">
-                                <a14:useLocalDpi xmlns:a14="http://schemas.microsoft.com/office/drawing/2010/main" val="0"/>
-                              </a:ext>
-                            </a:extLst>
-                          </a:blip>
-                          <a:srcRect/>
-                          <a:stretch>
-                            <a:fillRect/>
-                          </a:stretch>
-                        </pic:blipFill>
-                        <pic:spPr bwMode="auto">
-                          <a:xfrm>
-                            <a:off x="0" y="0"/>
-                            <a:ext cx="2657475" cy="819150"/>
-                          </a:xfrm>
-                          <a:prstGeom prst="rect">
-                            <a:avLst/>
-                          </a:prstGeom>
-                          <a:noFill/>
-                          <a:ln>
-                            <a:noFill/>
-                          </a:ln>
-                        </pic:spPr>
-                      </pic:pic>
-                    </a:graphicData>
-                  </a:graphic>
-                </wp:inline>
-              </w:drawing>
-            </w:r>
-          </w:p>
-        </w:tc>
-        <w:tc>
-          <w:tcPr>
-            <w:tcW w:w="2268" w:type="dxa"/>
-            <w:tcMar>
-              <w:top w:w="28" w:type="dxa"/>
-              <w:left w:w="28" w:type="dxa"/>
-              <w:bottom w:w="28" w:type="dxa"/>
-              <w:right w:w="28" w:type="dxa"/>
-            </w:tcMar>
-          </w:tcPr>
-          <w:p>
-            <w:pPr>
-              <w:rPr>
-                <w:highlight w:val="cyan"/>
-              </w:rPr>
-            </w:pPr>
-            <w:bookmarkStart w:id="26" w:name="figure7_filename"/>
-            <w:r>
-              <w:t>kemp_et_al_2022_pg1</w:t>
-            </w:r>
-            <w:r>
-              <w:t>3</w:t>
-            </w:r>
-            <w:r>
-              <w:t>_fig1.png</w:t>
-            </w:r>
-            <w:bookmarkEnd w:id="26"/>
-          </w:p>
-        </w:tc>
-        <w:tc>
-          <w:tcPr>
-            <w:tcW w:w="4678" w:type="dxa"/>
-            <w:tcMar>
-              <w:top w:w="28" w:type="dxa"/>
-              <w:left w:w="28" w:type="dxa"/>
-              <w:bottom w:w="28" w:type="dxa"/>
-              <w:right w:w="28" w:type="dxa"/>
-            </w:tcMar>
-          </w:tcPr>
-          <w:p>
-            <w:pPr>
-              <w:rPr>
-                <w:highlight w:val="cyan"/>
-              </w:rPr>
-            </w:pPr>
-            <w:bookmarkStart w:id="27" w:name="figure7_caption"/>
-            <w:r>
-              <w:t>figure</w:t>
-            </w:r>
-            <w:r>
-              <w:t>7</w:t>
-            </w:r>
-            <w:r>
-              <w:t>_caption</w:t>
-            </w:r>
-            <w:bookmarkEnd w:id="27"/>
-          </w:p>
-        </w:tc>
-        <w:tc>
-          <w:tcPr>
-            <w:tcW w:w="2126" w:type="dxa"/>
-            <w:tcMar>
-              <w:top w:w="28" w:type="dxa"/>
-              <w:left w:w="28" w:type="dxa"/>
-              <w:bottom w:w="28" w:type="dxa"/>
-              <w:right w:w="28" w:type="dxa"/>
-            </w:tcMar>
-          </w:tcPr>
-          <w:p>
-            <w:pPr>
-              <w:rPr>
-                <w:highlight w:val="cyan"/>
-              </w:rPr>
-            </w:pPr>
-            <w:bookmarkStart w:id="28" w:name="figure7_ref_id"/>
-            <w:r>
-              <w:t>figure</w:t>
-            </w:r>
-            <w:r>
-              <w:t>7_ref_id</w:t>
-            </w:r>
-            <w:bookmarkEnd w:id="28"/>
-          </w:p>
-        </w:tc>
-      </w:tr>
-      <w:tr>
-        <w:trPr>
-          <w:trHeight w:val="80"/>
-        </w:trPr>
-        <w:tc>
-          <w:tcPr>
-            <w:tcW w:w="4248" w:type="dxa"/>
-            <w:tcMar>
-              <w:top w:w="28" w:type="dxa"/>
-              <w:left w:w="28" w:type="dxa"/>
-              <w:bottom w:w="28" w:type="dxa"/>
-              <w:right w:w="28" w:type="dxa"/>
-            </w:tcMar>
-          </w:tcPr>
-          <w:p>
-            <w:r>
-              <w:rPr>
-                <w:noProof/>
-              </w:rPr>
-              <w:drawing>
-                <wp:inline distT="0" distB="0" distL="0" distR="0" wp14:anchorId="045084B5" wp14:editId="29E1A1E6">
-                  <wp:extent cx="2657475" cy="1533525"/>
-                  <wp:effectExtent l="0" t="0" r="9525" b="9525"/>
-                  <wp:docPr id="1606264849" name="Picture 7"/>
-                  <wp:cNvGraphicFramePr>
-                    <a:graphicFrameLocks xmlns:a="http://schemas.openxmlformats.org/drawingml/2006/main" noChangeAspect="1"/>
-                  </wp:cNvGraphicFramePr>
-                  <a:graphic xmlns:a="http://schemas.openxmlformats.org/drawingml/2006/main">
-                    <a:graphicData uri="http://schemas.openxmlformats.org/drawingml/2006/picture">
-                      <pic:pic xmlns:pic="http://schemas.openxmlformats.org/drawingml/2006/picture">
-                        <pic:nvPicPr>
-                          <pic:cNvPr id="0" name="Picture 8"/>
-                          <pic:cNvPicPr>
-                            <a:picLocks noChangeAspect="1" noChangeArrowheads="1"/>
-                          </pic:cNvPicPr>
-                        </pic:nvPicPr>
-                        <pic:blipFill>
-                          <a:blip r:embed="rId15" cstate="print">
-                            <a:extLst>
-                              <a:ext uri="{28A0092B-C50C-407E-A947-70E740481C1C}">
-                                <a14:useLocalDpi xmlns:a14="http://schemas.microsoft.com/office/drawing/2010/main" val="0"/>
-                              </a:ext>
-                            </a:extLst>
-                          </a:blip>
-                          <a:srcRect/>
-                          <a:stretch>
-                            <a:fillRect/>
-                          </a:stretch>
-                        </pic:blipFill>
-                        <pic:spPr bwMode="auto">
-                          <a:xfrm>
-                            <a:off x="0" y="0"/>
-                            <a:ext cx="2657475" cy="1533525"/>
-                          </a:xfrm>
-                          <a:prstGeom prst="rect">
-                            <a:avLst/>
-                          </a:prstGeom>
-                          <a:noFill/>
-                          <a:ln>
-                            <a:noFill/>
-                          </a:ln>
-                        </pic:spPr>
-                      </pic:pic>
-                    </a:graphicData>
-                  </a:graphic>
-                </wp:inline>
-              </w:drawing>
-            </w:r>
-          </w:p>
-        </w:tc>
-        <w:tc>
-          <w:tcPr>
-            <w:tcW w:w="2268" w:type="dxa"/>
-            <w:tcMar>
-              <w:top w:w="28" w:type="dxa"/>
-              <w:left w:w="28" w:type="dxa"/>
-              <w:bottom w:w="28" w:type="dxa"/>
-              <w:right w:w="28" w:type="dxa"/>
-            </w:tcMar>
-          </w:tcPr>
-          <w:p>
-            <w:pPr>
-              <w:rPr>
-                <w:highlight w:val="cyan"/>
-              </w:rPr>
-            </w:pPr>
-            <w:bookmarkStart w:id="29" w:name="figure8_filename"/>
-            <w:r>
-              <w:t>kemp_et_al_2022_pg1</w:t>
-            </w:r>
-            <w:r>
-              <w:t>3</w:t>
-            </w:r>
-            <w:r>
-              <w:t>_fig</w:t>
-            </w:r>
-            <w:r>
-              <w:t>2</w:t>
-            </w:r>
-            <w:r>
-              <w:t>.png</w:t>
-            </w:r>
-            <w:bookmarkEnd w:id="29"/>
-          </w:p>
-        </w:tc>
-        <w:tc>
-          <w:tcPr>
-            <w:tcW w:w="4678" w:type="dxa"/>
-            <w:tcMar>
-              <w:top w:w="28" w:type="dxa"/>
-              <w:left w:w="28" w:type="dxa"/>
-              <w:bottom w:w="28" w:type="dxa"/>
-              <w:right w:w="28" w:type="dxa"/>
-            </w:tcMar>
-          </w:tcPr>
-          <w:p>
-            <w:pPr>
-              <w:rPr>
-                <w:highlight w:val="cyan"/>
-              </w:rPr>
-            </w:pPr>
-            <w:bookmarkStart w:id="30" w:name="figure8_caption"/>
-            <w:r>
-              <w:t>figure</w:t>
-            </w:r>
-            <w:r>
-              <w:t>8</w:t>
-            </w:r>
-            <w:r>
-              <w:t>_caption</w:t>
-            </w:r>
-            <w:bookmarkEnd w:id="30"/>
-          </w:p>
-        </w:tc>
-        <w:tc>
-          <w:tcPr>
-            <w:tcW w:w="2126" w:type="dxa"/>
-            <w:tcMar>
-              <w:top w:w="28" w:type="dxa"/>
-              <w:left w:w="28" w:type="dxa"/>
-              <w:bottom w:w="28" w:type="dxa"/>
-              <w:right w:w="28" w:type="dxa"/>
-            </w:tcMar>
-          </w:tcPr>
-          <w:p>
-            <w:pPr>
-              <w:rPr>
-                <w:highlight w:val="cyan"/>
-              </w:rPr>
-            </w:pPr>
-            <w:bookmarkStart w:id="31" w:name="figure8_ref_id"/>
-            <w:r>
-              <w:t>figure</w:t>
-            </w:r>
-            <w:r>
-              <w:t>8_ref_id</w:t>
-            </w:r>
-            <w:bookmarkEnd w:id="31"/>
-          </w:p>
-        </w:tc>
-      </w:tr>
-      <w:tr>
-        <w:trPr>
-          <w:trHeight w:val="80"/>
-        </w:trPr>
-        <w:tc>
-          <w:tcPr>
-            <w:tcW w:w="4248" w:type="dxa"/>
-            <w:tcMar>
-              <w:top w:w="28" w:type="dxa"/>
-              <w:left w:w="28" w:type="dxa"/>
-              <w:bottom w:w="28" w:type="dxa"/>
-              <w:right w:w="28" w:type="dxa"/>
-            </w:tcMar>
-          </w:tcPr>
-          <w:p>
-            <w:r>
-              <w:rPr>
-                <w:noProof/>
-              </w:rPr>
-              <w:drawing>
-                <wp:inline distT="0" distB="0" distL="0" distR="0" wp14:anchorId="26125092" wp14:editId="380EC67E">
-                  <wp:extent cx="2657475" cy="819150"/>
-                  <wp:effectExtent l="0" t="0" r="9525" b="0"/>
-                  <wp:docPr id="298231067" name="Picture 8"/>
-                  <wp:cNvGraphicFramePr>
-                    <a:graphicFrameLocks xmlns:a="http://schemas.openxmlformats.org/drawingml/2006/main" noChangeAspect="1"/>
-                  </wp:cNvGraphicFramePr>
-                  <a:graphic xmlns:a="http://schemas.openxmlformats.org/drawingml/2006/main">
-                    <a:graphicData uri="http://schemas.openxmlformats.org/drawingml/2006/picture">
-                      <pic:pic xmlns:pic="http://schemas.openxmlformats.org/drawingml/2006/picture">
-                        <pic:nvPicPr>
-                          <pic:cNvPr id="0" name="Picture 9"/>
                           <pic:cNvPicPr>
                             <a:picLocks noChangeAspect="1" noChangeArrowheads="1"/>
                           </pic:cNvPicPr>
@@ -3315,17 +3056,17 @@
                 <w:highlight w:val="cyan"/>
               </w:rPr>
             </w:pPr>
-            <w:bookmarkStart w:id="32" w:name="figure9_filename"/>
+            <w:bookmarkStart w:id="26" w:name="figure7_filename"/>
             <w:r>
               <w:t>kemp_et_al_2022_pg1</w:t>
             </w:r>
             <w:r>
-              <w:t>4</w:t>
+              <w:t>3</w:t>
             </w:r>
             <w:r>
               <w:t>_fig1.png</w:t>
             </w:r>
-            <w:bookmarkEnd w:id="32"/>
+            <w:bookmarkEnd w:id="26"/>
           </w:p>
         </w:tc>
         <w:tc>
@@ -3344,17 +3085,17 @@
                 <w:highlight w:val="cyan"/>
               </w:rPr>
             </w:pPr>
-            <w:bookmarkStart w:id="33" w:name="figure9_caption"/>
+            <w:bookmarkStart w:id="27" w:name="figure7_caption"/>
             <w:r>
               <w:t>figure</w:t>
             </w:r>
             <w:r>
-              <w:t>9</w:t>
+              <w:t>7</w:t>
             </w:r>
             <w:r>
               <w:t>_caption</w:t>
             </w:r>
-            <w:bookmarkEnd w:id="33"/>
+            <w:bookmarkEnd w:id="27"/>
           </w:p>
         </w:tc>
         <w:tc>
@@ -3373,14 +3114,14 @@
                 <w:highlight w:val="cyan"/>
               </w:rPr>
             </w:pPr>
-            <w:bookmarkStart w:id="34" w:name="figure9_ref_id"/>
+            <w:bookmarkStart w:id="28" w:name="figure7_ref_id"/>
             <w:r>
               <w:t>figure</w:t>
             </w:r>
             <w:r>
-              <w:t>9_ref_id</w:t>
-            </w:r>
-            <w:bookmarkEnd w:id="34"/>
+              <w:t>7_ref_id</w:t>
+            </w:r>
+            <w:bookmarkEnd w:id="28"/>
           </w:p>
         </w:tc>
       </w:tr>
@@ -3403,7 +3144,323 @@
               <w:rPr>
                 <w:noProof/>
               </w:rPr>
+              <w:drawing>
+                <wp:inline distT="0" distB="0" distL="0" distR="0" wp14:anchorId="045084B5" wp14:editId="29E1A1E6">
+                  <wp:extent cx="2657475" cy="1533525"/>
+                  <wp:effectExtent l="0" t="0" r="9525" b="9525"/>
+                  <wp:docPr id="1606264849" name="Picture 7"/>
+                  <wp:cNvGraphicFramePr>
+                    <a:graphicFrameLocks xmlns:a="http://schemas.openxmlformats.org/drawingml/2006/main" noChangeAspect="1"/>
+                  </wp:cNvGraphicFramePr>
+                  <a:graphic xmlns:a="http://schemas.openxmlformats.org/drawingml/2006/main">
+                    <a:graphicData uri="http://schemas.openxmlformats.org/drawingml/2006/picture">
+                      <pic:pic xmlns:pic="http://schemas.openxmlformats.org/drawingml/2006/picture">
+                        <pic:nvPicPr>
+                          <pic:cNvPr id="0" name="Picture 8"/>
+                          <pic:cNvPicPr>
+                            <a:picLocks noChangeAspect="1" noChangeArrowheads="1"/>
+                          </pic:cNvPicPr>
+                        </pic:nvPicPr>
+                        <pic:blipFill>
+                          <a:blip r:embed="rId17" cstate="print">
+                            <a:extLst>
+                              <a:ext uri="{28A0092B-C50C-407E-A947-70E740481C1C}">
+                                <a14:useLocalDpi xmlns:a14="http://schemas.microsoft.com/office/drawing/2010/main" val="0"/>
+                              </a:ext>
+                            </a:extLst>
+                          </a:blip>
+                          <a:srcRect/>
+                          <a:stretch>
+                            <a:fillRect/>
+                          </a:stretch>
+                        </pic:blipFill>
+                        <pic:spPr bwMode="auto">
+                          <a:xfrm>
+                            <a:off x="0" y="0"/>
+                            <a:ext cx="2657475" cy="1533525"/>
+                          </a:xfrm>
+                          <a:prstGeom prst="rect">
+                            <a:avLst/>
+                          </a:prstGeom>
+                          <a:noFill/>
+                          <a:ln>
+                            <a:noFill/>
+                          </a:ln>
+                        </pic:spPr>
+                      </pic:pic>
+                    </a:graphicData>
+                  </a:graphic>
+                </wp:inline>
+              </w:drawing>
+            </w:r>
+          </w:p>
+        </w:tc>
+        <w:tc>
+          <w:tcPr>
+            <w:tcW w:w="2268" w:type="dxa"/>
+            <w:tcMar>
+              <w:top w:w="28" w:type="dxa"/>
+              <w:left w:w="28" w:type="dxa"/>
+              <w:bottom w:w="28" w:type="dxa"/>
+              <w:right w:w="28" w:type="dxa"/>
+            </w:tcMar>
+          </w:tcPr>
+          <w:p>
+            <w:pPr>
+              <w:rPr>
+                <w:highlight w:val="cyan"/>
+              </w:rPr>
+            </w:pPr>
+            <w:bookmarkStart w:id="29" w:name="figure8_filename"/>
+            <w:r>
+              <w:t>kemp_et_al_2022_pg1</w:t>
+            </w:r>
+            <w:r>
+              <w:t>3</w:t>
+            </w:r>
+            <w:r>
+              <w:t>_fig</w:t>
+            </w:r>
+            <w:r>
+              <w:t>2</w:t>
+            </w:r>
+            <w:r>
+              <w:t>.png</w:t>
+            </w:r>
+            <w:bookmarkEnd w:id="29"/>
+          </w:p>
+        </w:tc>
+        <w:tc>
+          <w:tcPr>
+            <w:tcW w:w="4678" w:type="dxa"/>
+            <w:tcMar>
+              <w:top w:w="28" w:type="dxa"/>
+              <w:left w:w="28" w:type="dxa"/>
+              <w:bottom w:w="28" w:type="dxa"/>
+              <w:right w:w="28" w:type="dxa"/>
+            </w:tcMar>
+          </w:tcPr>
+          <w:p>
+            <w:pPr>
+              <w:rPr>
+                <w:highlight w:val="cyan"/>
+              </w:rPr>
+            </w:pPr>
+            <w:bookmarkStart w:id="30" w:name="figure8_caption"/>
+            <w:r>
+              <w:t>figure</w:t>
+            </w:r>
+            <w:r>
+              <w:t>8</w:t>
+            </w:r>
+            <w:r>
+              <w:t>_caption</w:t>
+            </w:r>
+            <w:bookmarkEnd w:id="30"/>
+          </w:p>
+        </w:tc>
+        <w:tc>
+          <w:tcPr>
+            <w:tcW w:w="2126" w:type="dxa"/>
+            <w:tcMar>
+              <w:top w:w="28" w:type="dxa"/>
+              <w:left w:w="28" w:type="dxa"/>
+              <w:bottom w:w="28" w:type="dxa"/>
+              <w:right w:w="28" w:type="dxa"/>
+            </w:tcMar>
+          </w:tcPr>
+          <w:p>
+            <w:pPr>
+              <w:rPr>
+                <w:highlight w:val="cyan"/>
+              </w:rPr>
+            </w:pPr>
+            <w:bookmarkStart w:id="31" w:name="figure8_ref_id"/>
+            <w:r>
+              <w:t>figure</w:t>
+            </w:r>
+            <w:r>
+              <w:t>8_ref_id</w:t>
+            </w:r>
+            <w:bookmarkEnd w:id="31"/>
+          </w:p>
+        </w:tc>
+      </w:tr>
+      <w:tr>
+        <w:trPr>
+          <w:trHeight w:val="80"/>
+        </w:trPr>
+        <w:tc>
+          <w:tcPr>
+            <w:tcW w:w="4248" w:type="dxa"/>
+            <w:tcMar>
+              <w:top w:w="28" w:type="dxa"/>
+              <w:left w:w="28" w:type="dxa"/>
+              <w:bottom w:w="28" w:type="dxa"/>
+              <w:right w:w="28" w:type="dxa"/>
+            </w:tcMar>
+          </w:tcPr>
+          <w:p>
+            <w:r>
+              <w:rPr>
+                <w:noProof/>
+              </w:rPr>
               <w:lastRenderedPageBreak/>
+              <w:drawing>
+                <wp:inline distT="0" distB="0" distL="0" distR="0" wp14:anchorId="26125092" wp14:editId="380EC67E">
+                  <wp:extent cx="2657475" cy="819150"/>
+                  <wp:effectExtent l="0" t="0" r="9525" b="0"/>
+                  <wp:docPr id="298231067" name="Picture 8"/>
+                  <wp:cNvGraphicFramePr>
+                    <a:graphicFrameLocks xmlns:a="http://schemas.openxmlformats.org/drawingml/2006/main" noChangeAspect="1"/>
+                  </wp:cNvGraphicFramePr>
+                  <a:graphic xmlns:a="http://schemas.openxmlformats.org/drawingml/2006/main">
+                    <a:graphicData uri="http://schemas.openxmlformats.org/drawingml/2006/picture">
+                      <pic:pic xmlns:pic="http://schemas.openxmlformats.org/drawingml/2006/picture">
+                        <pic:nvPicPr>
+                          <pic:cNvPr id="0" name="Picture 9"/>
+                          <pic:cNvPicPr>
+                            <a:picLocks noChangeAspect="1" noChangeArrowheads="1"/>
+                          </pic:cNvPicPr>
+                        </pic:nvPicPr>
+                        <pic:blipFill>
+                          <a:blip r:embed="rId18" cstate="print">
+                            <a:extLst>
+                              <a:ext uri="{28A0092B-C50C-407E-A947-70E740481C1C}">
+                                <a14:useLocalDpi xmlns:a14="http://schemas.microsoft.com/office/drawing/2010/main" val="0"/>
+                              </a:ext>
+                            </a:extLst>
+                          </a:blip>
+                          <a:srcRect/>
+                          <a:stretch>
+                            <a:fillRect/>
+                          </a:stretch>
+                        </pic:blipFill>
+                        <pic:spPr bwMode="auto">
+                          <a:xfrm>
+                            <a:off x="0" y="0"/>
+                            <a:ext cx="2657475" cy="819150"/>
+                          </a:xfrm>
+                          <a:prstGeom prst="rect">
+                            <a:avLst/>
+                          </a:prstGeom>
+                          <a:noFill/>
+                          <a:ln>
+                            <a:noFill/>
+                          </a:ln>
+                        </pic:spPr>
+                      </pic:pic>
+                    </a:graphicData>
+                  </a:graphic>
+                </wp:inline>
+              </w:drawing>
+            </w:r>
+          </w:p>
+        </w:tc>
+        <w:tc>
+          <w:tcPr>
+            <w:tcW w:w="2268" w:type="dxa"/>
+            <w:tcMar>
+              <w:top w:w="28" w:type="dxa"/>
+              <w:left w:w="28" w:type="dxa"/>
+              <w:bottom w:w="28" w:type="dxa"/>
+              <w:right w:w="28" w:type="dxa"/>
+            </w:tcMar>
+          </w:tcPr>
+          <w:p>
+            <w:pPr>
+              <w:rPr>
+                <w:highlight w:val="cyan"/>
+              </w:rPr>
+            </w:pPr>
+            <w:bookmarkStart w:id="32" w:name="figure9_filename"/>
+            <w:r>
+              <w:t>kemp_et_al_2022_pg1</w:t>
+            </w:r>
+            <w:r>
+              <w:t>4</w:t>
+            </w:r>
+            <w:r>
+              <w:t>_fig1.png</w:t>
+            </w:r>
+            <w:bookmarkEnd w:id="32"/>
+          </w:p>
+        </w:tc>
+        <w:tc>
+          <w:tcPr>
+            <w:tcW w:w="4678" w:type="dxa"/>
+            <w:tcMar>
+              <w:top w:w="28" w:type="dxa"/>
+              <w:left w:w="28" w:type="dxa"/>
+              <w:bottom w:w="28" w:type="dxa"/>
+              <w:right w:w="28" w:type="dxa"/>
+            </w:tcMar>
+          </w:tcPr>
+          <w:p>
+            <w:pPr>
+              <w:rPr>
+                <w:highlight w:val="cyan"/>
+              </w:rPr>
+            </w:pPr>
+            <w:bookmarkStart w:id="33" w:name="figure9_caption"/>
+            <w:r>
+              <w:t>figure</w:t>
+            </w:r>
+            <w:r>
+              <w:t>9</w:t>
+            </w:r>
+            <w:r>
+              <w:t>_caption</w:t>
+            </w:r>
+            <w:bookmarkEnd w:id="33"/>
+          </w:p>
+        </w:tc>
+        <w:tc>
+          <w:tcPr>
+            <w:tcW w:w="2126" w:type="dxa"/>
+            <w:tcMar>
+              <w:top w:w="28" w:type="dxa"/>
+              <w:left w:w="28" w:type="dxa"/>
+              <w:bottom w:w="28" w:type="dxa"/>
+              <w:right w:w="28" w:type="dxa"/>
+            </w:tcMar>
+          </w:tcPr>
+          <w:p>
+            <w:pPr>
+              <w:rPr>
+                <w:highlight w:val="cyan"/>
+              </w:rPr>
+            </w:pPr>
+            <w:bookmarkStart w:id="34" w:name="figure9_ref_id"/>
+            <w:r>
+              <w:t>figure</w:t>
+            </w:r>
+            <w:r>
+              <w:t>9_ref_id</w:t>
+            </w:r>
+            <w:bookmarkEnd w:id="34"/>
+          </w:p>
+        </w:tc>
+      </w:tr>
+      <w:tr>
+        <w:trPr>
+          <w:trHeight w:val="80"/>
+        </w:trPr>
+        <w:tc>
+          <w:tcPr>
+            <w:tcW w:w="4248" w:type="dxa"/>
+            <w:tcMar>
+              <w:top w:w="28" w:type="dxa"/>
+              <w:left w:w="28" w:type="dxa"/>
+              <w:bottom w:w="28" w:type="dxa"/>
+              <w:right w:w="28" w:type="dxa"/>
+            </w:tcMar>
+          </w:tcPr>
+          <w:p>
+            <w:r>
+              <w:rPr>
+                <w:noProof/>
+              </w:rPr>
               <w:drawing>
                 <wp:inline distT="0" distB="0" distL="0" distR="0" wp14:anchorId="231FD811" wp14:editId="62E64C6C">
                   <wp:extent cx="2657475" cy="1238250"/>
@@ -3422,7 +3479,7 @@
                           </pic:cNvPicPr>
                         </pic:nvPicPr>
                         <pic:blipFill>
-                          <a:blip r:embed="rId17" cstate="print">
+                          <a:blip r:embed="rId19" cstate="print">
                             <a:extLst>
                               <a:ext uri="{28A0092B-C50C-407E-A947-70E740481C1C}">
                                 <a14:useLocalDpi xmlns:a14="http://schemas.microsoft.com/office/drawing/2010/main" val="0"/>
@@ -3573,7 +3630,7 @@
                           </pic:cNvPicPr>
                         </pic:nvPicPr>
                         <pic:blipFill>
-                          <a:blip r:embed="rId18" cstate="print">
+                          <a:blip r:embed="rId20" cstate="print">
                             <a:extLst>
                               <a:ext uri="{28A0092B-C50C-407E-A947-70E740481C1C}">
                                 <a14:useLocalDpi xmlns:a14="http://schemas.microsoft.com/office/drawing/2010/main" val="0"/>
@@ -3728,7 +3785,7 @@
                           </pic:cNvPicPr>
                         </pic:nvPicPr>
                         <pic:blipFill>
-                          <a:blip r:embed="rId19" cstate="print">
+                          <a:blip r:embed="rId21" cstate="print">
                             <a:extLst>
                               <a:ext uri="{28A0092B-C50C-407E-A947-70E740481C1C}">
                                 <a14:useLocalDpi xmlns:a14="http://schemas.microsoft.com/office/drawing/2010/main" val="0"/>
@@ -3855,6 +3912,9 @@
           </w:tcPr>
           <w:p>
             <w:r>
+              <w:rPr>
+                <w:noProof/>
+              </w:rPr>
               <w:lastRenderedPageBreak/>
               <w:drawing>
                 <wp:inline distT="0" distB="0" distL="0" distR="0" wp14:anchorId="5315D645" wp14:editId="07C9F068">
@@ -3874,7 +3934,7 @@
                           </pic:cNvPicPr>
                         </pic:nvPicPr>
                         <pic:blipFill>
-                          <a:blip r:embed="rId20" cstate="print">
+                          <a:blip r:embed="rId22" cstate="print">
                             <a:extLst>
                               <a:ext uri="{28A0092B-C50C-407E-A947-70E740481C1C}">
                                 <a14:useLocalDpi xmlns:a14="http://schemas.microsoft.com/office/drawing/2010/main" val="0"/>
@@ -3983,6 +4043,9 @@
           </w:tcPr>
           <w:p>
             <w:r>
+              <w:rPr>
+                <w:noProof/>
+              </w:rPr>
               <w:drawing>
                 <wp:inline distT="0" distB="0" distL="0" distR="0" wp14:anchorId="6580501E" wp14:editId="068E6EBC">
                   <wp:extent cx="2661920" cy="1762125"/>
@@ -4001,7 +4064,7 @@
                           </pic:cNvPicPr>
                         </pic:nvPicPr>
                         <pic:blipFill>
-                          <a:blip r:embed="rId21" cstate="print">
+                          <a:blip r:embed="rId23" cstate="print">
                             <a:extLst>
                               <a:ext uri="{28A0092B-C50C-407E-A947-70E740481C1C}">
                                 <a14:useLocalDpi xmlns:a14="http://schemas.microsoft.com/office/drawing/2010/main" val="0"/>
@@ -4138,7 +4201,7 @@
                           </pic:cNvPicPr>
                         </pic:nvPicPr>
                         <pic:blipFill>
-                          <a:blip r:embed="rId22">
+                          <a:blip r:embed="rId24">
                             <a:extLst>
                               <a:ext uri="{28A0092B-C50C-407E-A947-70E740481C1C}">
                                 <a14:useLocalDpi xmlns:a14="http://schemas.microsoft.com/office/drawing/2010/main" val="0"/>
@@ -4261,7 +4324,7 @@
                           </pic:cNvPicPr>
                         </pic:nvPicPr>
                         <pic:blipFill>
-                          <a:blip r:embed="rId23" cstate="print">
+                          <a:blip r:embed="rId25" cstate="print">
                             <a:extLst>
                               <a:ext uri="{28A0092B-C50C-407E-A947-70E740481C1C}">
                                 <a14:useLocalDpi xmlns:a14="http://schemas.microsoft.com/office/drawing/2010/main" val="0"/>
@@ -4367,7 +4430,7 @@
                 <w:noProof/>
               </w:rPr>
               <w:drawing>
-                <wp:inline distT="0" distB="0" distL="0" distR="0" wp14:anchorId="5AB8BB53" wp14:editId="1CD59EB9">
+                <wp:inline distT="0" distB="0" distL="0" distR="0" wp14:anchorId="5AB8BB53" wp14:editId="0D8A9BE7">
                   <wp:extent cx="2657475" cy="1000125"/>
                   <wp:effectExtent l="0" t="0" r="9525" b="9525"/>
                   <wp:docPr id="545151547" name="Picture 22"/>
@@ -4384,7 +4447,7 @@
                           </pic:cNvPicPr>
                         </pic:nvPicPr>
                         <pic:blipFill>
-                          <a:blip r:embed="rId24" cstate="print">
+                          <a:blip r:embed="rId26" cstate="print">
                             <a:extLst>
                               <a:ext uri="{28A0092B-C50C-407E-A947-70E740481C1C}">
                                 <a14:useLocalDpi xmlns:a14="http://schemas.microsoft.com/office/drawing/2010/main" val="0"/>
@@ -4503,7 +4566,7 @@
                           </pic:cNvPicPr>
                         </pic:nvPicPr>
                         <pic:blipFill>
-                          <a:blip r:embed="rId25" cstate="print">
+                          <a:blip r:embed="rId27" cstate="print">
                             <a:extLst>
                               <a:ext uri="{28A0092B-C50C-407E-A947-70E740481C1C}">
                                 <a14:useLocalDpi xmlns:a14="http://schemas.microsoft.com/office/drawing/2010/main" val="0"/>
@@ -4572,7 +4635,7 @@
                           </pic:cNvPicPr>
                         </pic:nvPicPr>
                         <pic:blipFill>
-                          <a:blip r:embed="rId26" cstate="print">
+                          <a:blip r:embed="rId28" cstate="print">
                             <a:extLst>
                               <a:ext uri="{28A0092B-C50C-407E-A947-70E740481C1C}">
                                 <a14:useLocalDpi xmlns:a14="http://schemas.microsoft.com/office/drawing/2010/main" val="0"/>
@@ -4680,7 +4743,7 @@
                           </pic:cNvPicPr>
                         </pic:nvPicPr>
                         <pic:blipFill>
-                          <a:blip r:embed="rId27" cstate="print">
+                          <a:blip r:embed="rId29" cstate="print">
                             <a:extLst>
                               <a:ext uri="{28A0092B-C50C-407E-A947-70E740481C1C}">
                                 <a14:useLocalDpi xmlns:a14="http://schemas.microsoft.com/office/drawing/2010/main" val="0"/>
@@ -4803,7 +4866,7 @@
                           </pic:cNvPicPr>
                         </pic:nvPicPr>
                         <pic:blipFill>
-                          <a:blip r:embed="rId28" cstate="print">
+                          <a:blip r:embed="rId30" cstate="print">
                             <a:extLst>
                               <a:ext uri="{28A0092B-C50C-407E-A947-70E740481C1C}">
                                 <a14:useLocalDpi xmlns:a14="http://schemas.microsoft.com/office/drawing/2010/main" val="0"/>
@@ -10509,6 +10572,155 @@
     </w:lvl>
   </w:abstractNum>
   <w:abstractNum w:abstractNumId="5" w15:restartNumberingAfterBreak="0">
+    <w:nsid w:val="29DD3D5C"/>
+    <w:multiLevelType w:val="multilevel"/>
+    <w:tmpl w:val="77E28266"/>
+    <w:lvl w:ilvl="0">
+      <w:start w:val="1"/>
+      <w:numFmt w:val="bullet"/>
+      <w:lvlText w:val=""/>
+      <w:lvlJc w:val="left"/>
+      <w:pPr>
+        <w:tabs>
+          <w:tab w:val="num" w:pos="720"/>
+        </w:tabs>
+        <w:ind w:left="720" w:hanging="360"/>
+      </w:pPr>
+      <w:rPr>
+        <w:rFonts w:ascii="Symbol" w:hAnsi="Symbol" w:hint="default"/>
+        <w:sz w:val="20"/>
+      </w:rPr>
+    </w:lvl>
+    <w:lvl w:ilvl="1" w:tentative="1">
+      <w:start w:val="1"/>
+      <w:numFmt w:val="bullet"/>
+      <w:lvlText w:val=""/>
+      <w:lvlJc w:val="left"/>
+      <w:pPr>
+        <w:tabs>
+          <w:tab w:val="num" w:pos="1440"/>
+        </w:tabs>
+        <w:ind w:left="1440" w:hanging="360"/>
+      </w:pPr>
+      <w:rPr>
+        <w:rFonts w:ascii="Symbol" w:hAnsi="Symbol" w:hint="default"/>
+        <w:sz w:val="20"/>
+      </w:rPr>
+    </w:lvl>
+    <w:lvl w:ilvl="2" w:tentative="1">
+      <w:start w:val="1"/>
+      <w:numFmt w:val="bullet"/>
+      <w:lvlText w:val=""/>
+      <w:lvlJc w:val="left"/>
+      <w:pPr>
+        <w:tabs>
+          <w:tab w:val="num" w:pos="2160"/>
+        </w:tabs>
+        <w:ind w:left="2160" w:hanging="360"/>
+      </w:pPr>
+      <w:rPr>
+        <w:rFonts w:ascii="Symbol" w:hAnsi="Symbol" w:hint="default"/>
+        <w:sz w:val="20"/>
+      </w:rPr>
+    </w:lvl>
+    <w:lvl w:ilvl="3" w:tentative="1">
+      <w:start w:val="1"/>
+      <w:numFmt w:val="bullet"/>
+      <w:lvlText w:val=""/>
+      <w:lvlJc w:val="left"/>
+      <w:pPr>
+        <w:tabs>
+          <w:tab w:val="num" w:pos="2880"/>
+        </w:tabs>
+        <w:ind w:left="2880" w:hanging="360"/>
+      </w:pPr>
+      <w:rPr>
+        <w:rFonts w:ascii="Symbol" w:hAnsi="Symbol" w:hint="default"/>
+        <w:sz w:val="20"/>
+      </w:rPr>
+    </w:lvl>
+    <w:lvl w:ilvl="4" w:tentative="1">
+      <w:start w:val="1"/>
+      <w:numFmt w:val="bullet"/>
+      <w:lvlText w:val=""/>
+      <w:lvlJc w:val="left"/>
+      <w:pPr>
+        <w:tabs>
+          <w:tab w:val="num" w:pos="3600"/>
+        </w:tabs>
+        <w:ind w:left="3600" w:hanging="360"/>
+      </w:pPr>
+      <w:rPr>
+        <w:rFonts w:ascii="Symbol" w:hAnsi="Symbol" w:hint="default"/>
+        <w:sz w:val="20"/>
+      </w:rPr>
+    </w:lvl>
+    <w:lvl w:ilvl="5" w:tentative="1">
+      <w:start w:val="1"/>
+      <w:numFmt w:val="bullet"/>
+      <w:lvlText w:val=""/>
+      <w:lvlJc w:val="left"/>
+      <w:pPr>
+        <w:tabs>
+          <w:tab w:val="num" w:pos="4320"/>
+        </w:tabs>
+        <w:ind w:left="4320" w:hanging="360"/>
+      </w:pPr>
+      <w:rPr>
+        <w:rFonts w:ascii="Symbol" w:hAnsi="Symbol" w:hint="default"/>
+        <w:sz w:val="20"/>
+      </w:rPr>
+    </w:lvl>
+    <w:lvl w:ilvl="6" w:tentative="1">
+      <w:start w:val="1"/>
+      <w:numFmt w:val="bullet"/>
+      <w:lvlText w:val=""/>
+      <w:lvlJc w:val="left"/>
+      <w:pPr>
+        <w:tabs>
+          <w:tab w:val="num" w:pos="5040"/>
+        </w:tabs>
+        <w:ind w:left="5040" w:hanging="360"/>
+      </w:pPr>
+      <w:rPr>
+        <w:rFonts w:ascii="Symbol" w:hAnsi="Symbol" w:hint="default"/>
+        <w:sz w:val="20"/>
+      </w:rPr>
+    </w:lvl>
+    <w:lvl w:ilvl="7" w:tentative="1">
+      <w:start w:val="1"/>
+      <w:numFmt w:val="bullet"/>
+      <w:lvlText w:val=""/>
+      <w:lvlJc w:val="left"/>
+      <w:pPr>
+        <w:tabs>
+          <w:tab w:val="num" w:pos="5760"/>
+        </w:tabs>
+        <w:ind w:left="5760" w:hanging="360"/>
+      </w:pPr>
+      <w:rPr>
+        <w:rFonts w:ascii="Symbol" w:hAnsi="Symbol" w:hint="default"/>
+        <w:sz w:val="20"/>
+      </w:rPr>
+    </w:lvl>
+    <w:lvl w:ilvl="8" w:tentative="1">
+      <w:start w:val="1"/>
+      <w:numFmt w:val="bullet"/>
+      <w:lvlText w:val=""/>
+      <w:lvlJc w:val="left"/>
+      <w:pPr>
+        <w:tabs>
+          <w:tab w:val="num" w:pos="6480"/>
+        </w:tabs>
+        <w:ind w:left="6480" w:hanging="360"/>
+      </w:pPr>
+      <w:rPr>
+        <w:rFonts w:ascii="Symbol" w:hAnsi="Symbol" w:hint="default"/>
+        <w:sz w:val="20"/>
+      </w:rPr>
+    </w:lvl>
+  </w:abstractNum>
+  <w:abstractNum w:abstractNumId="6" w15:restartNumberingAfterBreak="0">
     <w:nsid w:val="360B1034"/>
     <w:multiLevelType w:val="multilevel"/>
     <w:tmpl w:val="E6E46AAC"/>
@@ -10628,7 +10840,7 @@
       </w:rPr>
     </w:lvl>
   </w:abstractNum>
-  <w:abstractNum w:abstractNumId="6" w15:restartNumberingAfterBreak="0">
+  <w:abstractNum w:abstractNumId="7" w15:restartNumberingAfterBreak="0">
     <w:nsid w:val="37CA7150"/>
     <w:multiLevelType w:val="hybridMultilevel"/>
     <w:tmpl w:val="54744846"/>
@@ -10749,7 +10961,7 @@
       </w:rPr>
     </w:lvl>
   </w:abstractNum>
-  <w:abstractNum w:abstractNumId="7" w15:restartNumberingAfterBreak="0">
+  <w:abstractNum w:abstractNumId="8" w15:restartNumberingAfterBreak="0">
     <w:nsid w:val="39763527"/>
     <w:multiLevelType w:val="hybridMultilevel"/>
     <w:tmpl w:val="39582FC2"/>
@@ -10870,7 +11082,7 @@
       </w:rPr>
     </w:lvl>
   </w:abstractNum>
-  <w:abstractNum w:abstractNumId="8" w15:restartNumberingAfterBreak="0">
+  <w:abstractNum w:abstractNumId="9" w15:restartNumberingAfterBreak="0">
     <w:nsid w:val="3EFD2332"/>
     <w:multiLevelType w:val="hybridMultilevel"/>
     <w:tmpl w:val="F77AA51A"/>
@@ -10988,7 +11200,7 @@
       </w:rPr>
     </w:lvl>
   </w:abstractNum>
-  <w:abstractNum w:abstractNumId="9" w15:restartNumberingAfterBreak="0">
+  <w:abstractNum w:abstractNumId="10" w15:restartNumberingAfterBreak="0">
     <w:nsid w:val="46351A80"/>
     <w:multiLevelType w:val="hybridMultilevel"/>
     <w:tmpl w:val="7C8EE4EE"/>
@@ -11100,7 +11312,7 @@
       </w:rPr>
     </w:lvl>
   </w:abstractNum>
-  <w:abstractNum w:abstractNumId="10" w15:restartNumberingAfterBreak="0">
+  <w:abstractNum w:abstractNumId="11" w15:restartNumberingAfterBreak="0">
     <w:nsid w:val="489C55F3"/>
     <w:multiLevelType w:val="hybridMultilevel"/>
     <w:tmpl w:val="26504B0E"/>
@@ -11212,7 +11424,7 @@
       </w:rPr>
     </w:lvl>
   </w:abstractNum>
-  <w:abstractNum w:abstractNumId="11" w15:restartNumberingAfterBreak="0">
+  <w:abstractNum w:abstractNumId="12" w15:restartNumberingAfterBreak="0">
     <w:nsid w:val="48BC2A12"/>
     <w:multiLevelType w:val="hybridMultilevel"/>
     <w:tmpl w:val="47026716"/>
@@ -11325,7 +11537,7 @@
       </w:rPr>
     </w:lvl>
   </w:abstractNum>
-  <w:abstractNum w:abstractNumId="12" w15:restartNumberingAfterBreak="0">
+  <w:abstractNum w:abstractNumId="13" w15:restartNumberingAfterBreak="0">
     <w:nsid w:val="4D9816AA"/>
     <w:multiLevelType w:val="hybridMultilevel"/>
     <w:tmpl w:val="D820BC66"/>
@@ -11446,7 +11658,7 @@
       </w:rPr>
     </w:lvl>
   </w:abstractNum>
-  <w:abstractNum w:abstractNumId="13" w15:restartNumberingAfterBreak="0">
+  <w:abstractNum w:abstractNumId="14" w15:restartNumberingAfterBreak="0">
     <w:nsid w:val="4F150C2B"/>
     <w:multiLevelType w:val="hybridMultilevel"/>
     <w:tmpl w:val="EB9C5FD0"/>
@@ -11559,7 +11771,7 @@
       </w:rPr>
     </w:lvl>
   </w:abstractNum>
-  <w:abstractNum w:abstractNumId="14" w15:restartNumberingAfterBreak="0">
+  <w:abstractNum w:abstractNumId="15" w15:restartNumberingAfterBreak="0">
     <w:nsid w:val="53082DDA"/>
     <w:multiLevelType w:val="hybridMultilevel"/>
     <w:tmpl w:val="184C8396"/>
@@ -11672,7 +11884,7 @@
       </w:rPr>
     </w:lvl>
   </w:abstractNum>
-  <w:abstractNum w:abstractNumId="15" w15:restartNumberingAfterBreak="0">
+  <w:abstractNum w:abstractNumId="16" w15:restartNumberingAfterBreak="0">
     <w:nsid w:val="5AE7230E"/>
     <w:multiLevelType w:val="multilevel"/>
     <w:tmpl w:val="03E6F444"/>
@@ -11821,7 +12033,7 @@
       </w:rPr>
     </w:lvl>
   </w:abstractNum>
-  <w:abstractNum w:abstractNumId="16" w15:restartNumberingAfterBreak="0">
+  <w:abstractNum w:abstractNumId="17" w15:restartNumberingAfterBreak="0">
     <w:nsid w:val="6AFE6C43"/>
     <w:multiLevelType w:val="hybridMultilevel"/>
     <w:tmpl w:val="047C5DB8"/>
@@ -11934,7 +12146,7 @@
       </w:rPr>
     </w:lvl>
   </w:abstractNum>
-  <w:abstractNum w:abstractNumId="17" w15:restartNumberingAfterBreak="0">
+  <w:abstractNum w:abstractNumId="18" w15:restartNumberingAfterBreak="0">
     <w:nsid w:val="6E7247BB"/>
     <w:multiLevelType w:val="hybridMultilevel"/>
     <w:tmpl w:val="CE46FDEE"/>
@@ -12047,7 +12259,7 @@
       </w:rPr>
     </w:lvl>
   </w:abstractNum>
-  <w:abstractNum w:abstractNumId="18" w15:restartNumberingAfterBreak="0">
+  <w:abstractNum w:abstractNumId="19" w15:restartNumberingAfterBreak="0">
     <w:nsid w:val="6FB12317"/>
     <w:multiLevelType w:val="hybridMultilevel"/>
     <w:tmpl w:val="6B5658A0"/>
@@ -12160,7 +12372,7 @@
       </w:rPr>
     </w:lvl>
   </w:abstractNum>
-  <w:abstractNum w:abstractNumId="19" w15:restartNumberingAfterBreak="0">
+  <w:abstractNum w:abstractNumId="20" w15:restartNumberingAfterBreak="0">
     <w:nsid w:val="71093104"/>
     <w:multiLevelType w:val="hybridMultilevel"/>
     <w:tmpl w:val="2FB48008"/>
@@ -12278,7 +12490,7 @@
       </w:rPr>
     </w:lvl>
   </w:abstractNum>
-  <w:abstractNum w:abstractNumId="20" w15:restartNumberingAfterBreak="0">
+  <w:abstractNum w:abstractNumId="21" w15:restartNumberingAfterBreak="0">
     <w:nsid w:val="76F27FF7"/>
     <w:multiLevelType w:val="multilevel"/>
     <w:tmpl w:val="16F40042"/>
@@ -12391,7 +12603,7 @@
       </w:rPr>
     </w:lvl>
   </w:abstractNum>
-  <w:abstractNum w:abstractNumId="21" w15:restartNumberingAfterBreak="0">
+  <w:abstractNum w:abstractNumId="22" w15:restartNumberingAfterBreak="0">
     <w:nsid w:val="78540692"/>
     <w:multiLevelType w:val="multilevel"/>
     <w:tmpl w:val="58A29A58"/>
@@ -12535,7 +12747,7 @@
       </w:rPr>
     </w:lvl>
   </w:abstractNum>
-  <w:abstractNum w:abstractNumId="22" w15:restartNumberingAfterBreak="0">
+  <w:abstractNum w:abstractNumId="23" w15:restartNumberingAfterBreak="0">
     <w:nsid w:val="79B264E4"/>
     <w:multiLevelType w:val="hybridMultilevel"/>
     <w:tmpl w:val="249E1F50"/>
@@ -12657,7 +12869,7 @@
       </w:rPr>
     </w:lvl>
   </w:abstractNum>
-  <w:abstractNum w:abstractNumId="23" w15:restartNumberingAfterBreak="0">
+  <w:abstractNum w:abstractNumId="24" w15:restartNumberingAfterBreak="0">
     <w:nsid w:val="7A7D733E"/>
     <w:multiLevelType w:val="multilevel"/>
     <w:tmpl w:val="AE78C5E8"/>
@@ -12775,10 +12987,10 @@
     </w:lvl>
   </w:abstractNum>
   <w:num w:numId="1" w16cid:durableId="173998335">
-    <w:abstractNumId w:val="14"/>
+    <w:abstractNumId w:val="15"/>
   </w:num>
   <w:num w:numId="2" w16cid:durableId="504438869">
-    <w:abstractNumId w:val="10"/>
+    <w:abstractNumId w:val="11"/>
   </w:num>
   <w:num w:numId="3" w16cid:durableId="1282300116">
     <w:abstractNumId w:val="4"/>
@@ -12787,43 +12999,43 @@
     <w:abstractNumId w:val="0"/>
   </w:num>
   <w:num w:numId="5" w16cid:durableId="1207910491">
-    <w:abstractNumId w:val="22"/>
+    <w:abstractNumId w:val="23"/>
   </w:num>
   <w:num w:numId="6" w16cid:durableId="1484735645">
-    <w:abstractNumId w:val="23"/>
+    <w:abstractNumId w:val="24"/>
   </w:num>
   <w:num w:numId="7" w16cid:durableId="966162143">
     <w:abstractNumId w:val="2"/>
   </w:num>
   <w:num w:numId="8" w16cid:durableId="1514416818">
-    <w:abstractNumId w:val="6"/>
+    <w:abstractNumId w:val="7"/>
   </w:num>
   <w:num w:numId="9" w16cid:durableId="634142646">
-    <w:abstractNumId w:val="12"/>
+    <w:abstractNumId w:val="13"/>
   </w:num>
   <w:num w:numId="10" w16cid:durableId="1547137997">
-    <w:abstractNumId w:val="7"/>
+    <w:abstractNumId w:val="8"/>
   </w:num>
   <w:num w:numId="11" w16cid:durableId="1202399479">
-    <w:abstractNumId w:val="21"/>
+    <w:abstractNumId w:val="22"/>
   </w:num>
   <w:num w:numId="12" w16cid:durableId="435100201">
     <w:abstractNumId w:val="3"/>
   </w:num>
   <w:num w:numId="13" w16cid:durableId="907492716">
-    <w:abstractNumId w:val="19"/>
+    <w:abstractNumId w:val="20"/>
   </w:num>
   <w:num w:numId="14" w16cid:durableId="1662923447">
-    <w:abstractNumId w:val="8"/>
+    <w:abstractNumId w:val="9"/>
   </w:num>
   <w:num w:numId="15" w16cid:durableId="2003266606">
-    <w:abstractNumId w:val="8"/>
+    <w:abstractNumId w:val="9"/>
     <w:lvlOverride w:ilvl="0">
       <w:startOverride w:val="1"/>
     </w:lvlOverride>
   </w:num>
   <w:num w:numId="16" w16cid:durableId="1478179996">
-    <w:abstractNumId w:val="5"/>
+    <w:abstractNumId w:val="6"/>
   </w:num>
   <w:num w:numId="17" w16cid:durableId="2070303504">
     <w:abstractNumId w:val="1"/>
@@ -12850,16 +13062,16 @@
     <w:abstractNumId w:val="1"/>
   </w:num>
   <w:num w:numId="22" w16cid:durableId="752362837">
-    <w:abstractNumId w:val="17"/>
+    <w:abstractNumId w:val="18"/>
   </w:num>
   <w:num w:numId="23" w16cid:durableId="2070303481">
     <w:abstractNumId w:val="1"/>
   </w:num>
   <w:num w:numId="24" w16cid:durableId="704719250">
-    <w:abstractNumId w:val="20"/>
+    <w:abstractNumId w:val="21"/>
   </w:num>
   <w:num w:numId="25" w16cid:durableId="881400360">
-    <w:abstractNumId w:val="9"/>
+    <w:abstractNumId w:val="10"/>
   </w:num>
   <w:num w:numId="26" w16cid:durableId="535384891">
     <w:abstractNumId w:val="1"/>
@@ -12890,19 +13102,22 @@
     </w:lvlOverride>
   </w:num>
   <w:num w:numId="27" w16cid:durableId="932476364">
+    <w:abstractNumId w:val="17"/>
+  </w:num>
+  <w:num w:numId="28" w16cid:durableId="100730421">
+    <w:abstractNumId w:val="12"/>
+  </w:num>
+  <w:num w:numId="29" w16cid:durableId="1865751258">
+    <w:abstractNumId w:val="14"/>
+  </w:num>
+  <w:num w:numId="30" w16cid:durableId="1335186073">
+    <w:abstractNumId w:val="19"/>
+  </w:num>
+  <w:num w:numId="31" w16cid:durableId="1203400051">
     <w:abstractNumId w:val="16"/>
   </w:num>
-  <w:num w:numId="28" w16cid:durableId="100730421">
-    <w:abstractNumId w:val="11"/>
-  </w:num>
-  <w:num w:numId="29" w16cid:durableId="1865751258">
-    <w:abstractNumId w:val="13"/>
-  </w:num>
-  <w:num w:numId="30" w16cid:durableId="1335186073">
-    <w:abstractNumId w:val="18"/>
-  </w:num>
-  <w:num w:numId="31" w16cid:durableId="1203400051">
-    <w:abstractNumId w:val="15"/>
+  <w:num w:numId="32" w16cid:durableId="1968781175">
+    <w:abstractNumId w:val="5"/>
   </w:num>
 </w:numbering>
 </file>
@@ -13506,6 +13721,7 @@
   <w:style w:type="character" w:default="1" w:styleId="DefaultParagraphFont">
     <w:name w:val="Default Paragraph Font"/>
     <w:uiPriority w:val="1"/>
+    <w:semiHidden/>
     <w:unhideWhenUsed/>
   </w:style>
   <w:style w:type="table" w:default="1" w:styleId="TableNormal">
